--- a/visor/public/entregables/Formulario_caracterizacion_The_data_squad.docx
+++ b/visor/public/entregables/Formulario_caracterizacion_The_data_squad.docx
@@ -2479,7 +2479,7 @@
       <w:r>
         <w:drawing>
           <wp:inline xmlns:a="http://schemas.openxmlformats.org/drawingml/2006/main" xmlns:pic="http://schemas.openxmlformats.org/drawingml/2006/picture">
-            <wp:extent cx="4140000" cy="4261765"/>
+            <wp:extent cx="4140000" cy="2875000"/>
             <wp:docPr id="4" name="Picture 4"/>
             <wp:cNvGraphicFramePr>
               <a:graphicFrameLocks noChangeAspect="1"/>
@@ -2488,7 +2488,7 @@
               <a:graphicData uri="http://schemas.openxmlformats.org/drawingml/2006/picture">
                 <pic:pic>
                   <pic:nvPicPr>
-                    <pic:cNvPr id="0" name="form_inicio.png"/>
+                    <pic:cNvPr id="0" name="visor_inicio.png"/>
                     <pic:cNvPicPr/>
                   </pic:nvPicPr>
                   <pic:blipFill>
@@ -2500,7 +2500,7 @@
                   <pic:spPr>
                     <a:xfrm>
                       <a:off x="0" y="0"/>
-                      <a:ext cx="4140000" cy="4261765"/>
+                      <a:ext cx="4140000" cy="2875000"/>
                     </a:xfrm>
                     <a:prstGeom prst="rect"/>
                   </pic:spPr>
@@ -2515,7 +2515,7 @@
       <w:r>
         <w:drawing>
           <wp:inline xmlns:a="http://schemas.openxmlformats.org/drawingml/2006/main" xmlns:pic="http://schemas.openxmlformats.org/drawingml/2006/picture">
-            <wp:extent cx="4140000" cy="3805147"/>
+            <wp:extent cx="4140000" cy="2875000"/>
             <wp:docPr id="3" name="Picture 3"/>
             <wp:cNvGraphicFramePr>
               <a:graphicFrameLocks noChangeAspect="1"/>
@@ -2524,7 +2524,7 @@
               <a:graphicData uri="http://schemas.openxmlformats.org/drawingml/2006/picture">
                 <pic:pic>
                   <pic:nvPicPr>
-                    <pic:cNvPr id="0" name="form_brecha.png"/>
+                    <pic:cNvPr id="0" name="visor_brecha.png"/>
                     <pic:cNvPicPr/>
                   </pic:nvPicPr>
                   <pic:blipFill>
@@ -2536,7 +2536,7 @@
                   <pic:spPr>
                     <a:xfrm>
                       <a:off x="0" y="0"/>
-                      <a:ext cx="4140000" cy="3805147"/>
+                      <a:ext cx="4140000" cy="2875000"/>
                     </a:xfrm>
                     <a:prstGeom prst="rect"/>
                   </pic:spPr>
@@ -2551,7 +2551,7 @@
       <w:r>
         <w:drawing>
           <wp:inline xmlns:a="http://schemas.openxmlformats.org/drawingml/2006/main" xmlns:pic="http://schemas.openxmlformats.org/drawingml/2006/picture">
-            <wp:extent cx="4140000" cy="3500735"/>
+            <wp:extent cx="4140000" cy="2875000"/>
             <wp:docPr id="2" name="Picture 2"/>
             <wp:cNvGraphicFramePr>
               <a:graphicFrameLocks noChangeAspect="1"/>
@@ -2560,7 +2560,7 @@
               <a:graphicData uri="http://schemas.openxmlformats.org/drawingml/2006/picture">
                 <pic:pic>
                   <pic:nvPicPr>
-                    <pic:cNvPr id="0" name="form_que-explica.png"/>
+                    <pic:cNvPr id="0" name="visor_que-explica.png"/>
                     <pic:cNvPicPr/>
                   </pic:nvPicPr>
                   <pic:blipFill>
@@ -2572,7 +2572,7 @@
                   <pic:spPr>
                     <a:xfrm>
                       <a:off x="0" y="0"/>
-                      <a:ext cx="4140000" cy="3500735"/>
+                      <a:ext cx="4140000" cy="2875000"/>
                     </a:xfrm>
                     <a:prstGeom prst="rect"/>
                   </pic:spPr>
@@ -2587,7 +2587,7 @@
       <w:r>
         <w:drawing>
           <wp:inline xmlns:a="http://schemas.openxmlformats.org/drawingml/2006/main" xmlns:pic="http://schemas.openxmlformats.org/drawingml/2006/picture">
-            <wp:extent cx="4140000" cy="4322647"/>
+            <wp:extent cx="4140000" cy="2875000"/>
             <wp:docPr id="1" name="Picture 1"/>
             <wp:cNvGraphicFramePr>
               <a:graphicFrameLocks noChangeAspect="1"/>
@@ -2596,7 +2596,7 @@
               <a:graphicData uri="http://schemas.openxmlformats.org/drawingml/2006/picture">
                 <pic:pic>
                   <pic:nvPicPr>
-                    <pic:cNvPr id="0" name="form_simulador.png"/>
+                    <pic:cNvPr id="0" name="visor_simulador.png"/>
                     <pic:cNvPicPr/>
                   </pic:nvPicPr>
                   <pic:blipFill>
@@ -2608,7 +2608,7 @@
                   <pic:spPr>
                     <a:xfrm>
                       <a:off x="0" y="0"/>
-                      <a:ext cx="4140000" cy="4322647"/>
+                      <a:ext cx="4140000" cy="2875000"/>
                     </a:xfrm>
                     <a:prstGeom prst="rect"/>
                   </pic:spPr>

--- a/visor/public/entregables/Formulario_caracterizacion_The_data_squad.docx
+++ b/visor/public/entregables/Formulario_caracterizacion_The_data_squad.docx
@@ -493,7 +493,7 @@
             <w:rPr>
               <w:rFonts w:ascii="Liberation Sans" w:hAnsi="Liberation Sans" w:eastAsia="Liberation Sans" w:cs="Liberation Sans"/>
             </w:rPr>
-            <w:t xml:space="preserve">Bogotá redujo de forma marcada los delitos contra el patrimonio que registra la Secretaría de Seguridad: el hurto a personas bajó 65 % entre enero-agosto de 2019 y de 2026. Sin embargo, la sensación de inseguridad no cede: el 74,0 % de los adultos califica la ciudad como insegura y el 48,4 % dice lo mismo de su propia zona (Encuesta Bienal de Cultura Ciudadana 2025). La política de seguridad se planea y evalúa con el delito registrado, que no capta el delito que no se denuncia ni los factores del entorno que forman la percepción. El problema es esa brecha entre lo que la ciudad mide y lo que la ciudadanía vive.</w:t>
+            <w:t xml:space="preserve">La capa abierta de la Secretaría de Seguridad muestra el hurto a personas 64 % abajo entre enero-agosto de 2019 y de 2026; al validarla con el registro de la Policía (SIEDCO), el mismo hurto está solo 9 % abajo, porque la capa tiene un quiebre de serie en 2023. Y la sensación de inseguridad no cede: el 74,0 % de los adultos califica la ciudad como insegura y el 48,4 % dice lo mismo de su propia zona (Encuesta Bienal de Cultura Ciudadana 2025). La política de seguridad se planea y evalúa con el delito registrado, que no capta el delito que no se denuncia ni los factores del entorno que forman la percepción. El problema es esa brecha entre lo que la ciudad mide y lo que la ciudadanía vive.</w:t>
           </w:r>
         </w:sdtContent>
       </w:sdt>
@@ -920,6 +920,41 @@
               <w:rFonts w:ascii="Liberation Sans" w:hAnsi="Liberation Sans" w:eastAsia="Liberation Sans" w:cs="Liberation Sans"/>
             </w:rPr>
             <w:t xml:space="preserve">Localidad. Bogotá D.C. (límites) · UAECD-IDECA · https://datosabiertos.bogota.gov.co/dataset/localidad-bogota-d-c</w:t>
+            <w:br/>
+          </w:r>
+          <w:r>
+            <w:rPr>
+              <w:rFonts w:ascii="Liberation Sans" w:hAnsi="Liberation Sans" w:eastAsia="Liberation Sans" w:cs="Liberation Sans"/>
+            </w:rPr>
+            <w:t xml:space="preserve">Delitos por municipio, Bogotá (SIEDCO) · Policía Nacional · https://www.datos.gov.co/d/4rxi-8m8d (validación del registro)</w:t>
+            <w:br/>
+          </w:r>
+          <w:r>
+            <w:rPr>
+              <w:rFonts w:ascii="Liberation Sans" w:hAnsi="Liberation Sans" w:eastAsia="Liberation Sans" w:cs="Liberation Sans"/>
+            </w:rPr>
+            <w:t xml:space="preserve">Presuntos homicidios · Medicina Legal · https://www.datos.gov.co/d/vtub-3de2 (validación de homicidios)</w:t>
+            <w:br/>
+          </w:r>
+          <w:r>
+            <w:rPr>
+              <w:rFonts w:ascii="Liberation Sans" w:hAnsi="Liberation Sans" w:eastAsia="Liberation Sans" w:cs="Liberation Sans"/>
+            </w:rPr>
+            <w:t xml:space="preserve">Encuesta de Convivencia y Seguridad Ciudadana · DANE (victimización y denuncia) · Encuesta de Percepción y Victimización · Cámara de Comercio de Bogotá</w:t>
+            <w:br/>
+          </w:r>
+          <w:r>
+            <w:rPr>
+              <w:rFonts w:ascii="Liberation Sans" w:hAnsi="Liberation Sans" w:eastAsia="Liberation Sans" w:cs="Liberation Sans"/>
+            </w:rPr>
+            <w:t xml:space="preserve">SIVIM, violencia intrafamiliar y de género · Secretaría Distrital de Salud · Seguridad nocturna para las mujeres · Secretaría de la Mujer · Acoso callejero 2025 · Veeduría · Zonas wifi · Secretaría General</w:t>
+            <w:br/>
+          </w:r>
+          <w:r>
+            <w:rPr>
+              <w:rFonts w:ascii="Liberation Sans" w:hAnsi="Liberation Sans" w:eastAsia="Liberation Sans" w:cs="Liberation Sans"/>
+            </w:rPr>
+            <w:t xml:space="preserve">Siniestralidad vial · Secretaría de Movilidad y Medicina Legal · Estado de la malla vial (PCI) · IDU · Inventario de luminarias 2017-2024 · UAESP</w:t>
           </w:r>
         </w:sdtContent>
       </w:sdt>
@@ -1107,6 +1142,13 @@
               <w:rFonts w:ascii="Liberation Sans" w:hAnsi="Liberation Sans" w:eastAsia="Liberation Sans" w:cs="Liberation Sans"/>
             </w:rPr>
             <w:t xml:space="preserve">La localidad de la EMV se recuperó del tablero oficial de Datos para la Transparencia y se cruzó por número de registro (96 encuestas por localidad).</w:t>
+            <w:br/>
+          </w:r>
+          <w:r>
+            <w:rPr>
+              <w:rFonts w:ascii="Liberation Sans" w:hAnsi="Liberation Sans" w:eastAsia="Liberation Sans" w:cs="Liberation Sans"/>
+            </w:rPr>
+            <w:t xml:space="preserve">Validación antes de modelar: cada serie de la SCJ se contrasta, delito por delito y año por año, con el SIEDCO de la Policía y los homicidios con Medicina Legal. Los hurtos de la capa solo son comparables desde 2023; para la serie de Bogotá se usa el SIEDCO.</w:t>
           </w:r>
         </w:sdtContent>
       </w:sdt>
@@ -2677,6 +2719,13 @@
             <w:rPr>
               <w:rFonts w:ascii="Liberation Sans" w:hAnsi="Liberation Sans" w:eastAsia="Liberation Sans" w:cs="Liberation Sans"/>
             </w:rPr>
+            <w:t xml:space="preserve">0. El hurto no bajó como parecía: la capa SCJ dice −58 % de 2022 a 2026; la Policía, −4 % (y +36 % en 2023). La encuesta del DANE confirma a la Policía: entre 2021 y 2023 la victimización por hurto no cambió y la denuncia subió de 36 % a 43 %. En series validadas, homicidios +3,3 % al año, delitos sexuales +7,5 % y violencia intrafamiliar +11,2 %.</w:t>
+            <w:br/>
+          </w:r>
+          <w:r>
+            <w:rPr>
+              <w:rFonts w:ascii="Liberation Sans" w:hAnsi="Liberation Sans" w:eastAsia="Liberation Sans" w:cs="Liberation Sans"/>
+            </w:rPr>
             <w:t xml:space="preserve">1. La ciudad no ve buena parte de su delito: hay unas 5,6 víctimas (EMV) por cada delito de alto impacto registrado; en Bosa la razón es 10,6 y en Los Mártires 0,7. El Índice de Brecha crece donde más se subregistra (Spearman ρ = 0,72, IC 95 % 0,41 a 0,88; p ajustado por pruebas múltiples = 0,004).</w:t>
             <w:br/>
           </w:r>
@@ -2988,7 +3037,7 @@
             <w:rPr>
               <w:rFonts w:ascii="Liberation Sans" w:hAnsi="Liberation Sans" w:eastAsia="Liberation Sans" w:cs="Liberation Sans"/>
             </w:rPr>
-            <w:t xml:space="preserve">Integrar fuentes con llaves y cortes distintos: la localidad escrita de muchas maneras, la Encuesta Mundial de Valores sin variable de localidad (la recuperamos del tablero oficial), delitos solo por localidad y en corte enero-agosto, y separar el efecto del entorno del sesgo de método común en las preguntas de percepción.</w:t>
+            <w:t xml:space="preserve">Integrar fuentes con llaves y cortes distintos: la localidad escrita de muchas maneras, la Encuesta Mundial de Valores sin variable de localidad (la recuperamos del tablero oficial), delitos solo por localidad y en corte enero-agosto, separar el efecto del entorno del sesgo de método común en las preguntas de percepción y, sobre todo, detectar que la serie de hurtos de la capa SCJ no es comparable antes y después de 2023 (de 2018 a 2022 vale 2 a 3 veces lo que registra la Policía). Lo resolvimos validando cada serie con la Policía, Medicina Legal y la encuesta del DANE.</w:t>
           </w:r>
         </w:sdtContent>
       </w:sdt>

--- a/visor/public/entregables/Formulario_caracterizacion_The_data_squad.docx
+++ b/visor/public/entregables/Formulario_caracterizacion_The_data_squad.docx
@@ -776,6 +776,10 @@
             <w:rPr>
               <w:rFonts w:ascii="Liberation Sans" w:hAnsi="Liberation Sans" w:eastAsia="Liberation Sans" w:cs="Liberation Sans"/>
             </w:rPr>
+            <w:t xml:space="preserve">H0. Antes de comparar percepción y registro, la serie del registro debe ser comparable en el tiempo: se valida contra el registro de la Policía (SIEDCO) y Medicina Legal.</w:t>
+            <w:br/>
+          </w:r>
+          <w:r>
             <w:t xml:space="preserve">H1. La percepción de inseguridad del barrio depende más del entorno inmediato (lo que la persona ve en su cuadra y en su parque) que del delito registrado en su localidad.</w:t>
             <w:br/>
           </w:r>
@@ -2289,7 +2293,7 @@
           </w:rPr>
           <w:id w:val="1897236153"/>
           <w14:checkbox>
-            <w14:checked w14:val="0"/>
+            <w14:checked w14:val="1"/>
             <w14:checkedState w14:val="2612" w14:font="MS Gothic"/>
             <w14:uncheckedState w14:val="2610" w14:font="MS Gothic"/>
           </w14:checkbox>
@@ -2301,7 +2305,7 @@
               <w:b/>
               <w:bCs/>
             </w:rPr>
-            <w:t>☐</w:t>
+            <w:t>☒</w:t>
           </w:r>
         </w:sdtContent>
       </w:sdt>
@@ -2399,7 +2403,7 @@
             <w:rPr>
               <w:rFonts w:ascii="Liberation Sans" w:hAnsi="Liberation Sans" w:eastAsia="Liberation Sans" w:cs="Liberation Sans"/>
             </w:rPr>
-            <w:t xml:space="preserve">Modelos de efectos marginales con bootstrap por conglomerados, validación cruzada predictiva (AUC), índice compuesto con incertidumbre y simulación de escenarios.</w:t>
+            <w:t xml:space="preserve">Validación cruzada del registro contra la Policía y Medicina Legal; binomial negativa de panel para tendencias; efectos marginales con bootstrap por conglomerados; aprendizaje automático supervisado (regresión logística, bosque aleatorio y gradient boosting, con AUC fuera de muestra) y no supervisado (componentes principales y agrupamiento de Ward); índice compuesto con incertidumbre; score de confiabilidad de fuentes y simulación de escenarios.</w:t>
           </w:r>
         </w:sdtContent>
       </w:sdt>
@@ -2470,7 +2474,7 @@
             <w:rPr>
               <w:rFonts w:ascii="Liberation Sans" w:hAnsi="Liberation Sans" w:eastAsia="Liberation Sans" w:cs="Liberation Sans"/>
             </w:rPr>
-            <w:t xml:space="preserve">Visor web «El miedo que no baja» (https://el-miedo-que-no-baja.vercel.app, acceso con la clave enviada en el correo) y tablero de Power BI (carpeta powerbi del repositorio). El visor tiene diez secciones:</w:t>
+            <w:t xml:space="preserve">Visor web «El miedo que no baja» (https://el-miedo-que-no-baja.vercel.app, acceso con la clave enviada en el correo) y tablero de Power BI (carpeta powerbi del repositorio). El visor tiene once secciones:</w:t>
             <w:br/>
           </w:r>
           <w:r>
@@ -2505,7 +2509,7 @@
             <w:rPr>
               <w:rFonts w:ascii="Liberation Sans" w:hAnsi="Liberation Sans" w:eastAsia="Liberation Sans" w:cs="Liberation Sans"/>
             </w:rPr>
-            <w:t xml:space="preserve">5) Género, 6) Tendencia 2018-2026, 7) Simulador de escenarios (alumbrado y parques), 8) Ficha técnica del indicador con línea base, 9) Método (auditoría de datos, flujo de integración, validaciones y limitaciones) y 10) Datos (descargas CSV y GeoJSON para integrar en visores institucionales).</w:t>
+            <w:t xml:space="preserve">5) Género, 6) Tendencia 2018-2026, 7) Simulador de escenarios (alumbrado y parques), 8) Ficha técnica del indicador con línea base, 9) Método (auditoría de datos, flujo de integración, validaciones y limitaciones) y 10) Datos (descargas CSV y GeoJSON para integrar en visores institucionales). 11) Presentar: la sustentación interactiva (validación del registro, los tres modelos, el marcador de ocho hipótesis y las estrategias), con notas y el panel «¿Cómo lo sabemos?».</w:t>
             <w:br/>
           </w:r>
           <w:r>

--- a/visor/public/entregables/Formulario_caracterizacion_The_data_squad.docx
+++ b/visor/public/entregables/Formulario_caracterizacion_The_data_squad.docx
@@ -2730,7 +2730,7 @@
             <w:rPr>
               <w:rFonts w:ascii="Liberation Sans" w:hAnsi="Liberation Sans" w:eastAsia="Liberation Sans" w:cs="Liberation Sans"/>
             </w:rPr>
-            <w:t xml:space="preserve">1. La ciudad no ve buena parte de su delito: hay unas 5,6 víctimas (EMV) por cada delito de alto impacto registrado; en Bosa la razón es 10,6 y en Los Mártires 0,7. El Índice de Brecha crece donde más se subregistra (Spearman ρ = 0,72, IC 95 % 0,41 a 0,88; p ajustado por pruebas múltiples = 0,004).</w:t>
+            <w:t xml:space="preserve">1. La ciudad no ve buena parte de su delito: hay unas 5,6 víctimas (EMV) por cada delito de alto impacto registrado; en Bosa la razón es 10,6 y en Los Mártires 0,7. Entre localidades, las víctimas que reporta la encuesta no siguen al delito registrado (ρ = 0,03). La relación entre el Índice de Brecha y la cifra oculta (ρ = 0,72) es mecánica, porque los dos usan el delito registrado: al controlarlo desaparece, así que la hipótesis H2 no se sostiene con estos datos.</w:t>
             <w:br/>
           </w:r>
           <w:r>

--- a/visor/public/entregables/Formulario_caracterizacion_The_data_squad.docx
+++ b/visor/public/entregables/Formulario_caracterizacion_The_data_squad.docx
@@ -301,7 +301,7 @@
             <w:rPr>
               <w:rFonts w:ascii="Liberation Sans" w:hAnsi="Liberation Sans" w:eastAsia="Liberation Sans" w:cs="Liberation Sans"/>
             </w:rPr>
-            <w:t xml:space="preserve">Rafael Estiven Londoño Camacho · Analista de datos · Estudiante</w:t>
+            <w:t xml:space="preserve">Rafael Estiven Londoño Camacho · Analista de datos · Estudiante de Ciencia de Datos</w:t>
           </w:r>
         </w:p>
         <w:p>
@@ -315,7 +315,7 @@
             <w:rPr>
               <w:rFonts w:ascii="Liberation Sans" w:hAnsi="Liberation Sans" w:eastAsia="Liberation Sans" w:cs="Liberation Sans"/>
             </w:rPr>
-            <w:t xml:space="preserve">Brandow Brusly León Rodríguez · Analista de políticas públicas · Estudiante</w:t>
+            <w:t xml:space="preserve">Brandow Brusly León Rodríguez · Analista de políticas públicas · Estudiante de Ciencia de Datos</w:t>
           </w:r>
         </w:p>
         <w:p>
@@ -329,7 +329,7 @@
             <w:rPr>
               <w:rFonts w:ascii="Liberation Sans" w:hAnsi="Liberation Sans" w:eastAsia="Liberation Sans" w:cs="Liberation Sans"/>
             </w:rPr>
-            <w:t xml:space="preserve">Samuel Esteban Riveros Cubides · Experto temático · Estudiante</w:t>
+            <w:t xml:space="preserve">Samuel Esteban Riveros Cubides · Experto temático · Estudiante de Ciencia de Datos</w:t>
           </w:r>
         </w:p>
       </w:sdtContent>
